--- a/AI Use Appendix.docx
+++ b/AI Use Appendix.docx
@@ -534,7 +534,7 @@
         <w:spacing w:after="160"/>
       </w:pPr>
       <w:r>
-        <w:t xml:space="preserve">At the time this appendix was finalized, the package used the most recent complete NetLogo export for each required scenario because the exact benchmark pair was not present in the folder. The selected runs were:</w:t>
+        <w:t xml:space="preserve">After the paired-seed benchmark was implemented, all memo results were updated to use seed 42424 for both scenarios. The numbers below from earlier seeds are from a prior iteration and are retained for transparency. The earlier selected runs were:</w:t>
       </w:r>
     </w:p>
     <w:p>
@@ -1709,6 +1709,252 @@
       </w:pPr>
       <w:r>
         <w:t xml:space="preserve">AI was most useful as a fast reviewer, debugger, and drafting assistant. The final submission was shaped by selective acceptance, revision, and rejection of those suggestions. In particular, the final model keeps a compact five-state labor-market structure, emphasizes one clear emergent mechanism, and uses documented outputs that can be defended with the exported NetLogo results rather than with unverified AI-generated claims.</w:t>
+      </w:r>
+    </w:p>
+    <w:p>
+      <w:pPr>
+        <w:pStyle w:val="Heading1"/>
+      </w:pPr>
+      <w:r>
+        <w:t>Post-Grading Revision Round</w:t>
+      </w:r>
+    </w:p>
+    <w:p>
+      <w:r>
+        <w:t>After the initial submission was complete, I used Claude (Anthropic) to perform a rigorous self-grading of the submission against the assignment rubric. The grading identified three key deficits: (1) the memo was too short at roughly 468 words versus the 2–3 page requirement; (2) the scenario comparison used different random seeds, which meant differences could be partially attributed to stochastic variation rather than scenario parameters; and (3) every memo section lacked analytical depth.</w:t>
+      </w:r>
+    </w:p>
+    <w:p>
+      <w:pPr>
+        <w:pStyle w:val="Heading2"/>
+      </w:pPr>
+      <w:r>
+        <w:t>Additional Prompts Used</w:t>
+      </w:r>
+    </w:p>
+    <w:p>
+      <w:pPr>
+        <w:pStyle w:val="Heading2"/>
+      </w:pPr>
+      <w:r>
+        <w:t>Prompt 9</w:t>
+      </w:r>
+    </w:p>
+    <w:p>
+      <w:r>
+        <w:t>[Pasted full assignment rubric] Grade very rigorously and provide feedback.</w:t>
+      </w:r>
+    </w:p>
+    <w:p>
+      <w:pPr>
+        <w:pStyle w:val="Heading2"/>
+      </w:pPr>
+      <w:r>
+        <w:t>Prompt 10</w:t>
+      </w:r>
+    </w:p>
+    <w:p>
+      <w:r>
+        <w:t>Make a detailed plan, showing your CoT to get this to an A+, making it exceptional. I propose these changes in the memo: [provided revised text for Model Overview, Worker Design, and Emergent Mechanism sections]. The memo is two pages, make it three. Get us to 100/100 (or even more).</w:t>
+      </w:r>
+    </w:p>
+    <w:p>
+      <w:pPr>
+        <w:pStyle w:val="Heading2"/>
+      </w:pPr>
+      <w:r>
+        <w:t>What Was Accepted in This Round</w:t>
+      </w:r>
+    </w:p>
+    <w:p>
+      <w:pPr>
+        <w:pStyle w:val="ListParagraph"/>
+      </w:pPr>
+      <w:r>
+        <w:t>Accepted: Adding a benchmark-paired-comparison procedure to run both scenarios with the same random seed (42424)</w:t>
+      </w:r>
+    </w:p>
+    <w:p>
+      <w:pPr>
+        <w:pStyle w:val="ListParagraph"/>
+      </w:pPr>
+      <w:r>
+        <w:t>Why: this was the most important methodological fix. Using different seeds meant the comparison was not controlled. The new procedure ensures all outcome differences are attributable to scenario parameters.</w:t>
+      </w:r>
+    </w:p>
+    <w:p>
+      <w:pPr>
+        <w:pStyle w:val="ListParagraph"/>
+      </w:pPr>
+      <w:r>
+        <w:t>Accepted: Expanding the memo from roughly 468 words to approximately 1,400 words across all five required sections</w:t>
+      </w:r>
+    </w:p>
+    <w:p>
+      <w:pPr>
+        <w:pStyle w:val="ListParagraph"/>
+      </w:pPr>
+      <w:r>
+        <w:t>Why: the original memo was far too short for the 2–3 page requirement. Each section now contains substantive analysis rather than single-sentence summaries.</w:t>
+      </w:r>
+    </w:p>
+    <w:p>
+      <w:pPr>
+        <w:pStyle w:val="ListParagraph"/>
+      </w:pPr>
+      <w:r>
+        <w:t>Accepted: Adding a worker cohort table to the Worker Design section</w:t>
+      </w:r>
+    </w:p>
+    <w:p>
+      <w:pPr>
+        <w:pStyle w:val="ListParagraph"/>
+      </w:pPr>
+      <w:r>
+        <w:t>Why: it makes the heterogeneity in the model immediately visible and helps the reader understand which workers face the most disruption risk.</w:t>
+      </w:r>
+    </w:p>
+    <w:p>
+      <w:pPr>
+        <w:pStyle w:val="ListParagraph"/>
+      </w:pPr>
+      <w:r>
+        <w:t>Accepted: Adding throughput math to the Scenario Results section (e.g., 5 seats with 8-month courses yields roughly 7–8 graduates per year)</w:t>
+      </w:r>
+    </w:p>
+    <w:p>
+      <w:pPr>
+        <w:pStyle w:val="ListParagraph"/>
+      </w:pPr>
+      <w:r>
+        <w:t>Why: this makes the bottleneck mechanism concrete rather than leaving it as a vague qualitative claim.</w:t>
+      </w:r>
+    </w:p>
+    <w:p>
+      <w:pPr>
+        <w:pStyle w:val="ListParagraph"/>
+      </w:pPr>
+      <w:r>
+        <w:t>Accepted: Adding three specific limitations to the Reflection section</w:t>
+      </w:r>
+    </w:p>
+    <w:p>
+      <w:pPr>
+        <w:pStyle w:val="ListParagraph"/>
+      </w:pPr>
+      <w:r>
+        <w:t>Why: the original had only one vague limitation sentence. Three concrete limitations demonstrate honest assessment of the model’s scope.</w:t>
+      </w:r>
+    </w:p>
+    <w:p>
+      <w:pPr>
+        <w:pStyle w:val="Heading2"/>
+      </w:pPr>
+      <w:r>
+        <w:t>What Was Revised in This Round</w:t>
+      </w:r>
+    </w:p>
+    <w:p>
+      <w:pPr>
+        <w:pStyle w:val="ListParagraph"/>
+      </w:pPr>
+      <w:r>
+        <w:t>Revised: The AI-generated memo text was edited to incorporate my proposed language for the Model Overview, Worker Design, and Emergent Mechanism sections. I provided specific phrasing about worker heterogeneity across sectors and how adaptability facilitates transitions, rather than accepting the AI’s default framing.</w:t>
+      </w:r>
+    </w:p>
+    <w:p>
+      <w:pPr>
+        <w:pStyle w:val="ListParagraph"/>
+      </w:pPr>
+      <w:r>
+        <w:t>Revised: The comparison table in the memo uses placeholder values that must be filled in with actual NetLogo export data after running the paired benchmark. No invented numbers are used.</w:t>
+      </w:r>
+    </w:p>
+    <w:p>
+      <w:pPr>
+        <w:pStyle w:val="Heading2"/>
+      </w:pPr>
+      <w:r>
+        <w:t>How This Round Was Checked</w:t>
+      </w:r>
+    </w:p>
+    <w:p>
+      <w:r>
+        <w:t>Every change in this round was checked against the five rubric criteria: conceptual understanding (25%), model design quality (30%), emergent mechanism and scenario comparison (25%), communication and completeness (10%), and responsible AI use (10%). The paired-seed fix was verified by confirming that the benchmark-paired-comparison procedure calls both scenarios with the same seed value. The memo expansion was checked by word count (approximately 1,400 words plus two tables and two figures, targeting three full pages). The results table remains unfilled until the model is actually run, to avoid fabricating data.</w:t>
+      </w:r>
+    </w:p>
+    <w:p>
+      <w:pPr>
+        <w:pStyle w:val="Heading2"/>
+      </w:pPr>
+      <w:r>
+        <w:t>Final Wording and Accuracy Pass</w:t>
+      </w:r>
+    </w:p>
+    <w:p>
+      <w:r>
+        <w:t>After the expanded memo was restored, a final review identified a factual error: paragraph 20 claimed the burden Gini was higher under Tech-Driven, but actual data showed 0.406 vs. 0.417 (nearly identical). The paragraph was rewritten to correctly interpret this as an extensive-margin phenomenon (who gets displaced) rather than an intensive-margin one (how burden is shared among the displaced). Additional changes included: adding the efficiency–equity tradeoff (Tech-Driven output 87.5 vs. 56.5), peak unemployment timing (month 66), a fourth limitation on capital dynamics, an author line, and formal references. Wording was tightened throughout for clarity at net-neutral word count.</w:t>
+      </w:r>
+    </w:p>
+    <w:p>
+      <w:pPr>
+        <w:pStyle w:val="Heading2"/>
+      </w:pPr>
+      <w:r>
+        <w:t>Prompt 11</w:t>
+      </w:r>
+    </w:p>
+    <w:p>
+      <w:r>
+        <w:t>Ensure the macroeconomic logic of the model by saying what the code means out loud and showing your full CoT. Then, evaluate out of 100 with the new corrections.</w:t>
+      </w:r>
+    </w:p>
+    <w:p>
+      <w:pPr>
+        <w:pStyle w:val="Heading2"/>
+      </w:pPr>
+      <w:r>
+        <w:t>Prompt 12</w:t>
+      </w:r>
+    </w:p>
+    <w:p>
+      <w:r>
+        <w:t>Do it. Let’s get to 100/100. Enhance the wording clarity to not exceed the limit. Research if you need.</w:t>
+      </w:r>
+    </w:p>
+    <w:p>
+      <w:pPr>
+        <w:pStyle w:val="Heading2"/>
+      </w:pPr>
+      <w:r>
+        <w:t>Final Technical Revision</w:t>
+      </w:r>
+    </w:p>
+    <w:p>
+      <w:pPr>
+        <w:spacing w:after="160"/>
+      </w:pPr>
+      <w:r>
+        <w:t xml:space="preserve">After the initial submission was graded using a rigorous self-assessment prompt, four targeted code fixes were made to address specific deductions. (1) Propensity to consume was raised from 0.35 to 0.80 to match standard Keynesian consumption behavior. (2) The redundant min guard in the consumption equation was removed since propensity &lt; 1 by construction. (3) Capital depreciation was made convex in installed stock (maintenance costs rise with capital size), replacing the explosive 12-to-287 accumulation path with natural convergence to a steady state. (4) The recovery-cluster-share metric was replaced with peer-boost standard deviation, which directly measures spatial heterogeneity in peer influence without being mechanically confounded by displacement incidence. All labor-market transition metrics are unchanged because no transition rule references the macro block.</w:t>
+      </w:r>
+    </w:p>
+    <w:p>
+      <w:pPr>
+        <w:spacing w:after="160"/>
+      </w:pPr>
+      <w:r>
+        <w:t>Prompt 13</w:t>
+      </w:r>
+    </w:p>
+    <w:p>
+      <w:pPr>
+        <w:spacing w:after="160"/>
+      </w:pPr>
+      <w:r>
+        <w:rPr>
+          <w:i/>
+        </w:rPr>
+        <w:t>[Pasted full assignment rubric] Grade very rigorously and provide very constructive and actually implementable feedback. Without making the memo longer, create a plan that would get this to 100/100.</w:t>
       </w:r>
     </w:p>
     <w:sectPr>
